--- a/k8s/k8s-commands.docx
+++ b/k8s/k8s-commands.docx
@@ -661,6 +661,61 @@
         <w:t>expose → create service</w:t>
       </w:r>
     </w:p>
+    <w:p>
+      <w:r>
+        <w:t xml:space="preserve">KILL ALL THE </w:t>
+      </w:r>
+      <w:r>
+        <w:t>PODS!!!!!!!!!!!!!!!!</w:t>
+      </w:r>
+    </w:p>
+    <w:p>
+      <w:r>
+        <w:t xml:space="preserve">kubectl get </w:t>
+      </w:r>
+      <w:proofErr w:type="spellStart"/>
+      <w:r>
+        <w:t>rs</w:t>
+      </w:r>
+      <w:proofErr w:type="spellEnd"/>
+      <w:r>
+        <w:br/>
+        <w:t>kubectl get deploy</w:t>
+      </w:r>
+    </w:p>
+    <w:p>
+      <w:r>
+        <w:t>kubectl delete deployment cats-</w:t>
+      </w:r>
+      <w:proofErr w:type="spellStart"/>
+      <w:r>
+        <w:t>rs</w:t>
+      </w:r>
+      <w:proofErr w:type="spellEnd"/>
+      <w:r>
+        <w:br/>
+        <w:t>kubectl delete deployment dogs-</w:t>
+      </w:r>
+      <w:proofErr w:type="spellStart"/>
+      <w:r>
+        <w:t>rs</w:t>
+      </w:r>
+      <w:proofErr w:type="spellEnd"/>
+    </w:p>
+    <w:p/>
+    <w:p>
+      <w:r>
+        <w:lastRenderedPageBreak/>
+        <w:t>kubectl delete pod --all --force --grace-period=0</w:t>
+      </w:r>
+    </w:p>
+    <w:p/>
+    <w:p>
+      <w:r>
+        <w:t>kubectl port-forward service/dogs-service 30001:80</w:t>
+      </w:r>
+    </w:p>
+    <w:p/>
     <w:p/>
     <w:sectPr>
       <w:pgSz w:w="12240" w:h="15840"/>
